--- a/docs/entregables/SEM02/estructura_analisis.docx
+++ b/docs/entregables/SEM02/estructura_analisis.docx
@@ -361,51 +361,16 @@
             </w:tcMar>
           </w:tcPr>
           <w:p>
-            <w:pPr>
-              <w:spacing w:before="20" w:after="20"/>
-              <w:rPr>
-                <w:lang w:val="es-PE"/>
-              </w:rPr>
-            </w:pPr>
             <w:r>
               <w:rPr>
                 <w:rFonts w:ascii="Arial" w:hAnsi="Arial"/>
                 <w:sz w:val="17"/>
-                <w:lang w:val="es-PE"/>
               </w:rPr>
-              <w:t>• Gerardo Erick Plasencia Torres (Líder de Proyecto / Full Stack)</w:t>
-            </w:r>
-          </w:p>
-          <w:p>
-            <w:pPr>
-              <w:spacing w:before="20" w:after="20"/>
-              <w:rPr>
-                <w:lang w:val="es-PE"/>
-              </w:rPr>
-            </w:pPr>
-            <w:r>
-              <w:rPr>
-                <w:rFonts w:ascii="Arial" w:hAnsi="Arial"/>
-                <w:sz w:val="17"/>
-                <w:lang w:val="es-PE"/>
-              </w:rPr>
-              <w:t>• Jose Estibb Anhuaman Delgado (Desarrollador Frontend / UI-UX)</w:t>
-            </w:r>
-          </w:p>
-          <w:p>
-            <w:pPr>
-              <w:spacing w:before="20" w:after="20"/>
-              <w:rPr>
-                <w:lang w:val="es-PE"/>
-              </w:rPr>
-            </w:pPr>
-            <w:r>
-              <w:rPr>
-                <w:rFonts w:ascii="Arial" w:hAnsi="Arial"/>
-                <w:sz w:val="17"/>
-                <w:lang w:val="es-PE"/>
-              </w:rPr>
-              <w:t>• Jose Diego Rodriguez Vasquez (Desarrollador Backend / IA)</w:t>
+              <w:t>• Gerardo Erick Plasencia Torres (Líder de Proyecto / DevOps / Full Stack)</w:t>
+              <w:br/>
+              <w:t>• Jose Estibb Anhuaman Delgado (Desarrollador Frontend / Angular 21)</w:t>
+              <w:br/>
+              <w:t>• Jose Diego Rodriguez Vasquez (Desarrollador Backend / FastAPI / IA)</w:t>
             </w:r>
           </w:p>
         </w:tc>
@@ -618,21 +583,8 @@
       <w:r>
         <w:rPr>
           <w:rFonts w:ascii="Arial" w:hAnsi="Arial"/>
-          <w:b/>
-          <w:color w:val="005073"/>
-          <w:sz w:val="20"/>
-          <w:lang w:val="es-PE"/>
-        </w:rPr>
-        <w:t xml:space="preserve">Definición Conceptual: </w:t>
-      </w:r>
-      <w:r>
-        <w:rPr>
-          <w:rFonts w:ascii="Arial" w:hAnsi="Arial"/>
-          <w:color w:val="000000"/>
-          <w:sz w:val="20"/>
-          <w:lang w:val="es-PE"/>
-        </w:rPr>
-        <w:t>Sistema web que permite gestionar órdenes de trabajo, inventario, cobranzas, reportes e información para optimizar los procesos operativos y financieros de Impresos Trujillo E.I.R.L.</w:t>
+        </w:rPr>
+        <w:t>Definición Conceptual: Sistema web transaccional que permite digitalizar y gestionar órdenes de trabajo, inventario, cobranzas, arqueos de caja y pronósticos de demanda para optimizar los procesos operativos en la empresa Impresos Trujillo E.I.R.L.</w:t>
       </w:r>
     </w:p>
     <w:p>
@@ -808,21 +760,8 @@
       <w:r>
         <w:rPr>
           <w:rFonts w:ascii="Arial" w:hAnsi="Arial"/>
-          <w:b/>
-          <w:color w:val="005073"/>
-          <w:sz w:val="20"/>
-          <w:lang w:val="es-PE"/>
-        </w:rPr>
-        <w:t xml:space="preserve">Definición Nominal: </w:t>
-      </w:r>
-      <w:r>
-        <w:rPr>
-          <w:rFonts w:ascii="Arial" w:hAnsi="Arial"/>
-          <w:color w:val="000000"/>
-          <w:sz w:val="20"/>
-          <w:lang w:val="es-PE"/>
-        </w:rPr>
-        <w:t>Optimización de los procesos operativos y financieros en Impresos Trujillo E.I.R.L.</w:t>
+        </w:rPr>
+        <w:t>Definición Nominal: Optimización de los procesos operativos en la empresa Impresos Trujillo E.I.R.L.</w:t>
       </w:r>
     </w:p>
     <w:p>
@@ -894,21 +833,147 @@
       <w:r>
         <w:rPr>
           <w:rFonts w:ascii="Arial" w:hAnsi="Arial"/>
+        </w:rPr>
+        <w:t>• Indicador 1: Tiempo promedio de registro de órdenes de trabajo (Minutos por orden).</w:t>
+      </w:r>
+    </w:p>
+    <w:p>
+      <w:pPr>
+        <w:pStyle w:val="Listaconvietas"/>
+        <w:spacing w:before="20" w:after="40"/>
+        <w:jc w:val="both"/>
+        <w:rPr>
+          <w:lang w:val="es-PE"/>
+        </w:rPr>
+      </w:pPr>
+      <w:r>
+        <w:rPr>
+          <w:rFonts w:ascii="Arial" w:hAnsi="Arial"/>
+        </w:rPr>
+        <w:t>• Indicador 2: Porcentaje de discrepancia en inventario de insumos (%).</w:t>
+      </w:r>
+    </w:p>
+    <w:p>
+      <w:pPr>
+        <w:pStyle w:val="Listaconvietas"/>
+        <w:spacing w:before="20" w:after="40"/>
+        <w:jc w:val="both"/>
+        <w:rPr>
+          <w:lang w:val="es-PE"/>
+        </w:rPr>
+      </w:pPr>
+      <w:r>
+        <w:rPr>
+          <w:rFonts w:ascii="Arial" w:hAnsi="Arial"/>
+        </w:rPr>
+        <w:t>• Indicador 3: Porcentaje de órdenes entregadas con saldo pendiente nulo (%).</w:t>
+      </w:r>
+    </w:p>
+    <w:p>
+      <w:pPr>
+        <w:pStyle w:val="Listaconvietas"/>
+        <w:spacing w:before="20" w:after="40"/>
+        <w:jc w:val="both"/>
+        <w:rPr>
+          <w:lang w:val="es-PE"/>
+        </w:rPr>
+      </w:pPr>
+      <w:r>
+        <w:rPr>
+          <w:rFonts w:ascii="Arial" w:hAnsi="Arial"/>
+        </w:rPr>
+        <w:t>• Indicador 4: Porcentaje de exactitud en arqueos diarios de caja (%).</w:t>
+      </w:r>
+    </w:p>
+    <w:p>
+      <w:pPr>
+        <w:pStyle w:val="Listaconvietas"/>
+        <w:spacing w:before="20" w:after="40"/>
+        <w:jc w:val="both"/>
+        <w:rPr>
+          <w:lang w:val="es-PE"/>
+        </w:rPr>
+      </w:pPr>
+      <w:r>
+        <w:rPr>
+          <w:rFonts w:ascii="Arial" w:hAnsi="Arial"/>
+        </w:rPr>
+        <w:t>• Indicador 5: Porcentaje de precisión en la predicción de demanda de insumos críticos (%).</w:t>
+      </w:r>
+    </w:p>
+    <w:p>
+      <w:pPr>
+        <w:keepNext/>
+        <w:spacing w:before="280" w:after="80"/>
+        <w:rPr>
+          <w:lang w:val="es-PE"/>
+        </w:rPr>
+      </w:pPr>
+      <w:r>
+        <w:rPr>
+          <w:rFonts w:ascii="Arial" w:hAnsi="Arial"/>
           <w:b/>
-          <w:color w:val="000000"/>
-          <w:sz w:val="19"/>
-          <w:lang w:val="es-PE"/>
-        </w:rPr>
-        <w:t xml:space="preserve">Indicador 1 (Tiempo Operativo): </w:t>
+          <w:color w:val="005073"/>
+          <w:sz w:val="26"/>
+          <w:lang w:val="es-PE"/>
+        </w:rPr>
+        <w:t>2. Población</w:t>
+      </w:r>
+    </w:p>
+    <w:p>
+      <w:pPr>
+        <w:spacing w:before="40" w:after="60"/>
+        <w:jc w:val="both"/>
+        <w:rPr>
+          <w:lang w:val="es-PE"/>
+        </w:rPr>
+      </w:pPr>
+      <w:r>
+        <w:rPr>
+          <w:rFonts w:ascii="Arial" w:hAnsi="Arial"/>
+          <w:b/>
+          <w:color w:val="005073"/>
+          <w:sz w:val="20"/>
+          <w:lang w:val="es-PE"/>
+        </w:rPr>
+        <w:t xml:space="preserve">Definición: </w:t>
       </w:r>
       <w:r>
         <w:rPr>
           <w:rFonts w:ascii="Arial" w:hAnsi="Arial"/>
           <w:color w:val="000000"/>
-          <w:sz w:val="19"/>
-          <w:lang w:val="es-PE"/>
-        </w:rPr>
-        <w:t>Tiempo promedio de registro, cotización y procesamiento de órdenes de trabajo (Minutos por orden).</w:t>
+          <w:sz w:val="20"/>
+          <w:lang w:val="es-PE"/>
+        </w:rPr>
+        <w:t>La población objeto de investigación está constituida por el universo total de registros de órdenes de trabajo y contratos de servicio generados mensualmente en las instalaciones de Impresos Trujillo E.I.R.L. durante el período de evaluación experimental.</w:t>
+      </w:r>
+    </w:p>
+    <w:p>
+      <w:pPr>
+        <w:spacing w:before="40" w:after="60"/>
+        <w:jc w:val="both"/>
+        <w:rPr>
+          <w:lang w:val="es-PE"/>
+        </w:rPr>
+      </w:pPr>
+      <w:r>
+        <w:rPr>
+          <w:rFonts w:ascii="Arial" w:hAnsi="Arial"/>
+          <w:b/>
+          <w:color w:val="005073"/>
+          <w:sz w:val="20"/>
+          <w:lang w:val="es-PE"/>
+        </w:rPr>
+        <w:t xml:space="preserve">Tamaño de la Población (N): </w:t>
+      </w:r>
+      <w:r>
+        <w:rPr>
+          <w:rFonts w:ascii="Arial" w:hAnsi="Arial"/>
+          <w:color w:val="000000"/>
+          <w:sz w:val="20"/>
+          <w:lang w:val="es-PE"/>
+        </w:rPr>
+        <w:t>La empresa registra un promedio mensual de 125 órdenes de trabajo (derivado del rango operativo típico de 100 a 150 órdenes/mes reportado por la Gerencia General). Esta población se estratifica de acuerdo con las dos unidades de negocio de la empresa:</w:t>
       </w:r>
     </w:p>
     <w:p>
@@ -928,7 +993,7 @@
           <w:sz w:val="19"/>
           <w:lang w:val="es-PE"/>
         </w:rPr>
-        <w:t xml:space="preserve">Indicador 2 (Control de Inventarios y Mermas): </w:t>
+        <w:t xml:space="preserve">• Estrato 1 (N1 - Gigantografías y Gran Formato): </w:t>
       </w:r>
       <w:r>
         <w:rPr>
@@ -937,7 +1002,7 @@
           <w:sz w:val="19"/>
           <w:lang w:val="es-PE"/>
         </w:rPr>
-        <w:t>Porcentaje de discrepancia entre existencias reales y teóricas, y porcentaje de desperdicio en pegamento y bobinas de vinilo según las reglas de consumo definidas y validadas con la empresa.</w:t>
+        <w:t>75 registros de órdenes mensuales (representa el 60% del volumen transaccional de producción).</w:t>
       </w:r>
     </w:p>
     <w:p>
@@ -957,7 +1022,7 @@
           <w:sz w:val="19"/>
           <w:lang w:val="es-PE"/>
         </w:rPr>
-        <w:t xml:space="preserve">Indicador 3 (Eficacia de Cobranza): </w:t>
+        <w:t xml:space="preserve">• Estrato 2 (N2 - Imprenta Tradicional y Publicitaria): </w:t>
       </w:r>
       <w:r>
         <w:rPr>
@@ -966,7 +1031,7 @@
           <w:sz w:val="19"/>
           <w:lang w:val="es-PE"/>
         </w:rPr>
-        <w:t>Porcentaje de órdenes entregadas con saldo cero (eliminación al 100% de fugas de cobranza por pedidos retirados sin cancelar).</w:t>
+        <w:t>50 registros de órdenes mensuales (representa el 40% del volumen transaccional de producción).</w:t>
       </w:r>
     </w:p>
     <w:p>
@@ -986,7 +1051,7 @@
           <w:sz w:val="19"/>
           <w:lang w:val="es-PE"/>
         </w:rPr>
-        <w:t xml:space="preserve">Indicador 4 (Exactitud de Arqueo de Caja): </w:t>
+        <w:t xml:space="preserve">• Población Total Mensual (N): </w:t>
       </w:r>
       <w:r>
         <w:rPr>
@@ -995,7 +1060,54 @@
           <w:sz w:val="19"/>
           <w:lang w:val="es-PE"/>
         </w:rPr>
-        <w:t>Porcentaje de coincidencia en las liquidaciones diarias de ingresos segregando operativamente Imprenta y Gigantografías.</w:t>
+        <w:t>N = N1 + N2 = 125 registros de órdenes de trabajo.</w:t>
+      </w:r>
+    </w:p>
+    <w:p>
+      <w:pPr>
+        <w:keepNext/>
+        <w:spacing w:before="280" w:after="80"/>
+        <w:rPr>
+          <w:lang w:val="es-PE"/>
+        </w:rPr>
+      </w:pPr>
+      <w:r>
+        <w:rPr>
+          <w:rFonts w:ascii="Arial" w:hAnsi="Arial"/>
+          <w:b/>
+          <w:color w:val="005073"/>
+          <w:sz w:val="26"/>
+          <w:lang w:val="es-PE"/>
+        </w:rPr>
+        <w:t>3. Muestra</w:t>
+      </w:r>
+    </w:p>
+    <w:p>
+      <w:pPr>
+        <w:spacing w:before="40" w:after="60"/>
+        <w:jc w:val="both"/>
+        <w:rPr>
+          <w:lang w:val="es-PE"/>
+        </w:rPr>
+      </w:pPr>
+      <w:r>
+        <w:rPr>
+          <w:rFonts w:ascii="Arial" w:hAnsi="Arial"/>
+          <w:b/>
+          <w:color w:val="005073"/>
+          <w:sz w:val="20"/>
+          <w:lang w:val="es-PE"/>
+        </w:rPr>
+        <w:t xml:space="preserve">Tipo de Muestreo: </w:t>
+      </w:r>
+      <w:r>
+        <w:rPr>
+          <w:rFonts w:ascii="Arial" w:hAnsi="Arial"/>
+          <w:color w:val="000000"/>
+          <w:sz w:val="20"/>
+          <w:lang w:val="es-PE"/>
+        </w:rPr>
+        <w:t>Al tratarse de una población finita, accesible y de tamaño manejable para los fines del estudio pre-experimental, se aplica un muestreo no probabilístico de tipo censal, en el cual se evalúa la totalidad de los registros generados durante los períodos de medición.</w:t>
       </w:r>
     </w:p>
     <w:p>
@@ -1015,7 +1127,7 @@
           <w:sz w:val="19"/>
           <w:lang w:val="es-PE"/>
         </w:rPr>
-        <w:t xml:space="preserve">Indicador 5 (Capacidad Predictiva de Demanda): </w:t>
+        <w:t xml:space="preserve">• Unidad de Análisis: </w:t>
       </w:r>
       <w:r>
         <w:rPr>
@@ -1024,7 +1136,94 @@
           <w:sz w:val="19"/>
           <w:lang w:val="es-PE"/>
         </w:rPr>
-        <w:t>Porcentaje de precisión en el pronóstico mensual de consumo de insumos críticos frente a la demanda histórica real.</w:t>
+        <w:t>Un registro individual de orden de trabajo / proforma comercial de servicio, evaluando su trazabilidad en el pipeline, consumo de insumos y liquidación financiera.</w:t>
+      </w:r>
+    </w:p>
+    <w:p>
+      <w:pPr>
+        <w:pStyle w:val="Listaconvietas"/>
+        <w:spacing w:before="20" w:after="40"/>
+        <w:jc w:val="both"/>
+        <w:rPr>
+          <w:lang w:val="es-PE"/>
+        </w:rPr>
+      </w:pPr>
+      <w:r>
+        <w:rPr>
+          <w:rFonts w:ascii="Arial" w:hAnsi="Arial"/>
+          <w:b/>
+          <w:color w:val="000000"/>
+          <w:sz w:val="19"/>
+          <w:lang w:val="es-PE"/>
+        </w:rPr>
+        <w:t xml:space="preserve">• Muestra Pretest (n_pre): </w:t>
+      </w:r>
+      <w:r>
+        <w:rPr>
+          <w:rFonts w:ascii="Arial" w:hAnsi="Arial"/>
+          <w:color w:val="000000"/>
+          <w:sz w:val="19"/>
+          <w:lang w:val="es-PE"/>
+        </w:rPr>
+        <w:t>125 registros de órdenes evaluados durante 30 días consecutivos de medición de la línea base previa a la implantación del software (75 Gigantografías y 50 Imprenta).</w:t>
+      </w:r>
+    </w:p>
+    <w:p>
+      <w:pPr>
+        <w:pStyle w:val="Listaconvietas"/>
+        <w:spacing w:before="20" w:after="40"/>
+        <w:jc w:val="both"/>
+        <w:rPr>
+          <w:lang w:val="es-PE"/>
+        </w:rPr>
+      </w:pPr>
+      <w:r>
+        <w:rPr>
+          <w:rFonts w:ascii="Arial" w:hAnsi="Arial"/>
+          <w:b/>
+          <w:color w:val="000000"/>
+          <w:sz w:val="19"/>
+          <w:lang w:val="es-PE"/>
+        </w:rPr>
+        <w:t xml:space="preserve">• Muestra Postest (n_post): </w:t>
+      </w:r>
+      <w:r>
+        <w:rPr>
+          <w:rFonts w:ascii="Arial" w:hAnsi="Arial"/>
+          <w:color w:val="000000"/>
+          <w:sz w:val="19"/>
+          <w:lang w:val="es-PE"/>
+        </w:rPr>
+        <w:t>125 registros de órdenes evaluados durante la operación real del software al 100% en las terminales de planta y mostrador de la empresa (Semanas 11 a 14 del ciclo académico).</w:t>
+      </w:r>
+    </w:p>
+    <w:p>
+      <w:pPr>
+        <w:pStyle w:val="Listaconvietas"/>
+        <w:spacing w:before="20" w:after="40"/>
+        <w:jc w:val="both"/>
+        <w:rPr>
+          <w:lang w:val="es-PE"/>
+        </w:rPr>
+      </w:pPr>
+      <w:r>
+        <w:rPr>
+          <w:rFonts w:ascii="Arial" w:hAnsi="Arial"/>
+          <w:b/>
+          <w:color w:val="000000"/>
+          <w:sz w:val="19"/>
+          <w:lang w:val="es-PE"/>
+        </w:rPr>
+        <w:t xml:space="preserve">• Total de Unidades Evaluadas (T): </w:t>
+      </w:r>
+      <w:r>
+        <w:rPr>
+          <w:rFonts w:ascii="Arial" w:hAnsi="Arial"/>
+          <w:color w:val="000000"/>
+          <w:sz w:val="19"/>
+          <w:lang w:val="es-PE"/>
+        </w:rPr>
+        <w:t>T = n_pre + n_post = 250 registros de órdenes de trabajo.</w:t>
       </w:r>
     </w:p>
     <w:p>
@@ -1043,331 +1242,6 @@
           <w:sz w:val="26"/>
           <w:lang w:val="es-PE"/>
         </w:rPr>
-        <w:t>2. Población</w:t>
-      </w:r>
-    </w:p>
-    <w:p>
-      <w:pPr>
-        <w:spacing w:before="40" w:after="60"/>
-        <w:jc w:val="both"/>
-        <w:rPr>
-          <w:lang w:val="es-PE"/>
-        </w:rPr>
-      </w:pPr>
-      <w:r>
-        <w:rPr>
-          <w:rFonts w:ascii="Arial" w:hAnsi="Arial"/>
-          <w:b/>
-          <w:color w:val="005073"/>
-          <w:sz w:val="20"/>
-          <w:lang w:val="es-PE"/>
-        </w:rPr>
-        <w:t xml:space="preserve">Definición: </w:t>
-      </w:r>
-      <w:r>
-        <w:rPr>
-          <w:rFonts w:ascii="Arial" w:hAnsi="Arial"/>
-          <w:color w:val="000000"/>
-          <w:sz w:val="20"/>
-          <w:lang w:val="es-PE"/>
-        </w:rPr>
-        <w:t>La población objeto de investigación está constituida por el universo total de registros de órdenes de trabajo y contratos de servicio generados mensualmente en las instalaciones de Impresos Trujillo E.I.R.L. durante el período de evaluación experimental.</w:t>
-      </w:r>
-    </w:p>
-    <w:p>
-      <w:pPr>
-        <w:spacing w:before="40" w:after="60"/>
-        <w:jc w:val="both"/>
-        <w:rPr>
-          <w:lang w:val="es-PE"/>
-        </w:rPr>
-      </w:pPr>
-      <w:r>
-        <w:rPr>
-          <w:rFonts w:ascii="Arial" w:hAnsi="Arial"/>
-          <w:b/>
-          <w:color w:val="005073"/>
-          <w:sz w:val="20"/>
-          <w:lang w:val="es-PE"/>
-        </w:rPr>
-        <w:t xml:space="preserve">Tamaño de la Población (N): </w:t>
-      </w:r>
-      <w:r>
-        <w:rPr>
-          <w:rFonts w:ascii="Arial" w:hAnsi="Arial"/>
-          <w:color w:val="000000"/>
-          <w:sz w:val="20"/>
-          <w:lang w:val="es-PE"/>
-        </w:rPr>
-        <w:t>La empresa registra un promedio mensual de 125 órdenes de trabajo (derivado del rango operativo típico de 100 a 150 órdenes/mes reportado por la Gerencia General). Esta población se estratifica de acuerdo con las dos unidades de negocio de la empresa:</w:t>
-      </w:r>
-    </w:p>
-    <w:p>
-      <w:pPr>
-        <w:pStyle w:val="Listaconvietas"/>
-        <w:spacing w:before="20" w:after="40"/>
-        <w:jc w:val="both"/>
-        <w:rPr>
-          <w:lang w:val="es-PE"/>
-        </w:rPr>
-      </w:pPr>
-      <w:r>
-        <w:rPr>
-          <w:rFonts w:ascii="Arial" w:hAnsi="Arial"/>
-          <w:b/>
-          <w:color w:val="000000"/>
-          <w:sz w:val="19"/>
-          <w:lang w:val="es-PE"/>
-        </w:rPr>
-        <w:t xml:space="preserve">• Estrato 1 (N1 - Gigantografías y Gran Formato): </w:t>
-      </w:r>
-      <w:r>
-        <w:rPr>
-          <w:rFonts w:ascii="Arial" w:hAnsi="Arial"/>
-          <w:color w:val="000000"/>
-          <w:sz w:val="19"/>
-          <w:lang w:val="es-PE"/>
-        </w:rPr>
-        <w:t>75 registros de órdenes mensuales (representa el 60% del volumen transaccional de producción).</w:t>
-      </w:r>
-    </w:p>
-    <w:p>
-      <w:pPr>
-        <w:pStyle w:val="Listaconvietas"/>
-        <w:spacing w:before="20" w:after="40"/>
-        <w:jc w:val="both"/>
-        <w:rPr>
-          <w:lang w:val="es-PE"/>
-        </w:rPr>
-      </w:pPr>
-      <w:r>
-        <w:rPr>
-          <w:rFonts w:ascii="Arial" w:hAnsi="Arial"/>
-          <w:b/>
-          <w:color w:val="000000"/>
-          <w:sz w:val="19"/>
-          <w:lang w:val="es-PE"/>
-        </w:rPr>
-        <w:t xml:space="preserve">• Estrato 2 (N2 - Imprenta Tradicional y Publicitaria): </w:t>
-      </w:r>
-      <w:r>
-        <w:rPr>
-          <w:rFonts w:ascii="Arial" w:hAnsi="Arial"/>
-          <w:color w:val="000000"/>
-          <w:sz w:val="19"/>
-          <w:lang w:val="es-PE"/>
-        </w:rPr>
-        <w:t>50 registros de órdenes mensuales (representa el 40% del volumen transaccional de producción).</w:t>
-      </w:r>
-    </w:p>
-    <w:p>
-      <w:pPr>
-        <w:pStyle w:val="Listaconvietas"/>
-        <w:spacing w:before="20" w:after="40"/>
-        <w:jc w:val="both"/>
-        <w:rPr>
-          <w:lang w:val="es-PE"/>
-        </w:rPr>
-      </w:pPr>
-      <w:r>
-        <w:rPr>
-          <w:rFonts w:ascii="Arial" w:hAnsi="Arial"/>
-          <w:b/>
-          <w:color w:val="000000"/>
-          <w:sz w:val="19"/>
-          <w:lang w:val="es-PE"/>
-        </w:rPr>
-        <w:t xml:space="preserve">• Población Total Mensual (N): </w:t>
-      </w:r>
-      <w:r>
-        <w:rPr>
-          <w:rFonts w:ascii="Arial" w:hAnsi="Arial"/>
-          <w:color w:val="000000"/>
-          <w:sz w:val="19"/>
-          <w:lang w:val="es-PE"/>
-        </w:rPr>
-        <w:t>N = N1 + N2 = 125 registros de órdenes de trabajo.</w:t>
-      </w:r>
-    </w:p>
-    <w:p>
-      <w:pPr>
-        <w:keepNext/>
-        <w:spacing w:before="280" w:after="80"/>
-        <w:rPr>
-          <w:lang w:val="es-PE"/>
-        </w:rPr>
-      </w:pPr>
-      <w:r>
-        <w:rPr>
-          <w:rFonts w:ascii="Arial" w:hAnsi="Arial"/>
-          <w:b/>
-          <w:color w:val="005073"/>
-          <w:sz w:val="26"/>
-          <w:lang w:val="es-PE"/>
-        </w:rPr>
-        <w:t>3. Muestra</w:t>
-      </w:r>
-    </w:p>
-    <w:p>
-      <w:pPr>
-        <w:spacing w:before="40" w:after="60"/>
-        <w:jc w:val="both"/>
-        <w:rPr>
-          <w:lang w:val="es-PE"/>
-        </w:rPr>
-      </w:pPr>
-      <w:r>
-        <w:rPr>
-          <w:rFonts w:ascii="Arial" w:hAnsi="Arial"/>
-          <w:b/>
-          <w:color w:val="005073"/>
-          <w:sz w:val="20"/>
-          <w:lang w:val="es-PE"/>
-        </w:rPr>
-        <w:t xml:space="preserve">Tipo de Muestreo: </w:t>
-      </w:r>
-      <w:r>
-        <w:rPr>
-          <w:rFonts w:ascii="Arial" w:hAnsi="Arial"/>
-          <w:color w:val="000000"/>
-          <w:sz w:val="20"/>
-          <w:lang w:val="es-PE"/>
-        </w:rPr>
-        <w:t>Al tratarse de una población finita, accesible y de tamaño manejable para los fines del estudio pre-experimental, se aplica un muestreo no probabilístico de tipo censal, en el cual se evalúa la totalidad de los registros generados durante los períodos de medición.</w:t>
-      </w:r>
-    </w:p>
-    <w:p>
-      <w:pPr>
-        <w:pStyle w:val="Listaconvietas"/>
-        <w:spacing w:before="20" w:after="40"/>
-        <w:jc w:val="both"/>
-        <w:rPr>
-          <w:lang w:val="es-PE"/>
-        </w:rPr>
-      </w:pPr>
-      <w:r>
-        <w:rPr>
-          <w:rFonts w:ascii="Arial" w:hAnsi="Arial"/>
-          <w:b/>
-          <w:color w:val="000000"/>
-          <w:sz w:val="19"/>
-          <w:lang w:val="es-PE"/>
-        </w:rPr>
-        <w:t xml:space="preserve">• Unidad de Análisis: </w:t>
-      </w:r>
-      <w:r>
-        <w:rPr>
-          <w:rFonts w:ascii="Arial" w:hAnsi="Arial"/>
-          <w:color w:val="000000"/>
-          <w:sz w:val="19"/>
-          <w:lang w:val="es-PE"/>
-        </w:rPr>
-        <w:t>Un registro individual de orden de trabajo / proforma comercial de servicio, evaluando su trazabilidad en el pipeline, consumo de insumos y liquidación financiera.</w:t>
-      </w:r>
-    </w:p>
-    <w:p>
-      <w:pPr>
-        <w:pStyle w:val="Listaconvietas"/>
-        <w:spacing w:before="20" w:after="40"/>
-        <w:jc w:val="both"/>
-        <w:rPr>
-          <w:lang w:val="es-PE"/>
-        </w:rPr>
-      </w:pPr>
-      <w:r>
-        <w:rPr>
-          <w:rFonts w:ascii="Arial" w:hAnsi="Arial"/>
-          <w:b/>
-          <w:color w:val="000000"/>
-          <w:sz w:val="19"/>
-          <w:lang w:val="es-PE"/>
-        </w:rPr>
-        <w:t xml:space="preserve">• Muestra Pretest (n_pre): </w:t>
-      </w:r>
-      <w:r>
-        <w:rPr>
-          <w:rFonts w:ascii="Arial" w:hAnsi="Arial"/>
-          <w:color w:val="000000"/>
-          <w:sz w:val="19"/>
-          <w:lang w:val="es-PE"/>
-        </w:rPr>
-        <w:t>125 registros de órdenes evaluados durante 30 días consecutivos de medición de la línea base previa a la implantación del software (75 Gigantografías y 50 Imprenta).</w:t>
-      </w:r>
-    </w:p>
-    <w:p>
-      <w:pPr>
-        <w:pStyle w:val="Listaconvietas"/>
-        <w:spacing w:before="20" w:after="40"/>
-        <w:jc w:val="both"/>
-        <w:rPr>
-          <w:lang w:val="es-PE"/>
-        </w:rPr>
-      </w:pPr>
-      <w:r>
-        <w:rPr>
-          <w:rFonts w:ascii="Arial" w:hAnsi="Arial"/>
-          <w:b/>
-          <w:color w:val="000000"/>
-          <w:sz w:val="19"/>
-          <w:lang w:val="es-PE"/>
-        </w:rPr>
-        <w:t xml:space="preserve">• Muestra Postest (n_post): </w:t>
-      </w:r>
-      <w:r>
-        <w:rPr>
-          <w:rFonts w:ascii="Arial" w:hAnsi="Arial"/>
-          <w:color w:val="000000"/>
-          <w:sz w:val="19"/>
-          <w:lang w:val="es-PE"/>
-        </w:rPr>
-        <w:t>125 registros de órdenes evaluados durante la operación real del software al 100% en las terminales de planta y mostrador de la empresa (Semanas 11 a 14 del ciclo académico).</w:t>
-      </w:r>
-    </w:p>
-    <w:p>
-      <w:pPr>
-        <w:pStyle w:val="Listaconvietas"/>
-        <w:spacing w:before="20" w:after="40"/>
-        <w:jc w:val="both"/>
-        <w:rPr>
-          <w:lang w:val="es-PE"/>
-        </w:rPr>
-      </w:pPr>
-      <w:r>
-        <w:rPr>
-          <w:rFonts w:ascii="Arial" w:hAnsi="Arial"/>
-          <w:b/>
-          <w:color w:val="000000"/>
-          <w:sz w:val="19"/>
-          <w:lang w:val="es-PE"/>
-        </w:rPr>
-        <w:t xml:space="preserve">• Total de Unidades Evaluadas (T): </w:t>
-      </w:r>
-      <w:r>
-        <w:rPr>
-          <w:rFonts w:ascii="Arial" w:hAnsi="Arial"/>
-          <w:color w:val="000000"/>
-          <w:sz w:val="19"/>
-          <w:lang w:val="es-PE"/>
-        </w:rPr>
-        <w:t>T = n_pre + n_post = 250 registros de órdenes de trabajo.</w:t>
-      </w:r>
-    </w:p>
-    <w:p>
-      <w:pPr>
-        <w:keepNext/>
-        <w:spacing w:before="280" w:after="80"/>
-        <w:rPr>
-          <w:lang w:val="es-PE"/>
-        </w:rPr>
-      </w:pPr>
-      <w:r>
-        <w:rPr>
-          <w:rFonts w:ascii="Arial" w:hAnsi="Arial"/>
-          <w:b/>
-          <w:color w:val="005073"/>
-          <w:sz w:val="26"/>
-          <w:lang w:val="es-PE"/>
-        </w:rPr>
         <w:t>4. Objetivos de la Investigación</w:t>
       </w:r>
     </w:p>
@@ -1400,21 +1274,8 @@
       <w:r>
         <w:rPr>
           <w:rFonts w:ascii="Arial" w:hAnsi="Arial"/>
-          <w:b/>
-          <w:color w:val="005073"/>
-          <w:sz w:val="20"/>
-          <w:lang w:val="es-PE"/>
-        </w:rPr>
-        <w:t xml:space="preserve">Objetivo General: </w:t>
-      </w:r>
-      <w:r>
-        <w:rPr>
-          <w:rFonts w:ascii="Arial" w:hAnsi="Arial"/>
-          <w:color w:val="000000"/>
-          <w:sz w:val="20"/>
-          <w:lang w:val="es-PE"/>
-        </w:rPr>
-        <w:t>Determinar la influencia de la implementación de un sistema web transaccional con módulos de inteligencia de negocios e inteligencia artificial en la optimización de los procesos operativos y financieros de la empresa Impresos Trujillo E.I.R.L., Trujillo, 2026.</w:t>
+        </w:rPr>
+        <w:t>Objetivo General: Determinar la influencia de la implementación de un sistema web transaccional con módulos de inteligencia de negocios e inteligencia artificial en la optimización de los procesos operativos de la empresa Impresos Trujillo E.I.R.L., Trujillo, 2026.</w:t>
       </w:r>
     </w:p>
     <w:p>
@@ -1648,25 +1509,10 @@
       <w:r>
         <w:rPr>
           <w:rFonts w:ascii="Arial" w:hAnsi="Arial"/>
-          <w:b/>
-          <w:color w:val="000000"/>
-          <w:sz w:val="19"/>
-          <w:lang w:val="es-PE"/>
-        </w:rPr>
-        <w:t xml:space="preserve">1. Zamora Irrazabal, E. J. (2021). </w:t>
-      </w:r>
-      <w:r>
-        <w:rPr>
-          <w:rFonts w:ascii="Arial" w:hAnsi="Arial"/>
-          <w:color w:val="000000"/>
-          <w:sz w:val="19"/>
-          <w:lang w:val="es-PE"/>
-        </w:rPr>
-        <w:t>«Desarrollo de una aplicación Web para el Control de Ventas en la Empresa LF Publicidad». Trabajo de Titulación de Ingeniería en Sistemas Computacionales, Universidad Politécnica Salesiana (UPS), Guayaquil, Ecuador. Repositorio Institucional: http://dspace.ups.edu.ec/handle/123456789/19759.</w:t>
+        </w:rPr>
+        <w:t>1. Zamora Irrazabal, E. J. (2021). «Desarrollo de una aplicación Web para el Control de Ventas en la Empresa LF Publicidad». Trabajo de Titulación de Ingeniería en Sistemas Computacionales, Universidad Politécnica Salesiana (UPS), Guayaquil, Ecuador. Repositorio Institucional: http://dspace.ups.edu.ec/handle/123456789/19759.</w:t>
         <w:br/>
-        <w:t>• Resultados Cuantitativos: Desarrolló un sistema web cliente-servidor para taller publicitario e imprenta. Demostró una reducción en tiempos de consulta y liquidación de ventas de más de 45 min a menos de 5 min (disminución superior al 88%), centralizando el 100% de la información y eliminando discrepancias de inventario de sustratos.</w:t>
-        <w:br/>
-        <w:t>• Aporte: Fundamenta la centralización del catálogo y control transaccional de órdenes y bodega gráfica. • Relación con el proyecto: OE2 — Indicador VD2 Control de Inventarios y Mermas.</w:t>
+        <w:t>El autor diseñó e implementó un sistema cliente-servidor para optimizar los procesos de comercialización y bodega en un taller publicitario y gráfico. En la evaluación experimental, demostró una reducción en los tiempos de consulta y liquidación de órdenes de más de 45 minutos a menos de 5 minutos (disminución superior al 88%), centralizando el 100% de la información operativa y eliminando discrepancias en existencias de sustratos gráficos. Esta investigación fundamenta metodológica y técnicamente la centralización del catálogo transaccional y la administración de existencias en planta (proporcionando el sustento empírico para el segundo objetivo específico relativo a la reducción de discrepancias en inventarios de insumos).</w:t>
       </w:r>
     </w:p>
     <w:p>
@@ -1681,25 +1527,10 @@
       <w:r>
         <w:rPr>
           <w:rFonts w:ascii="Arial" w:hAnsi="Arial"/>
-          <w:b/>
-          <w:color w:val="000000"/>
-          <w:sz w:val="19"/>
-          <w:lang w:val="es-PE"/>
-        </w:rPr>
-        <w:t xml:space="preserve">2. Alvear Macías, C. A. &amp; Guallichico Guamán, J. L. (2019). </w:t>
-      </w:r>
-      <w:r>
-        <w:rPr>
-          <w:rFonts w:ascii="Arial" w:hAnsi="Arial"/>
-          <w:color w:val="000000"/>
-          <w:sz w:val="19"/>
-          <w:lang w:val="es-PE"/>
-        </w:rPr>
-        <w:t>«Desarrollo de un sistema Customer Relationship Management (CRM) para la imprenta Copy&amp;Print». Tesis de Grado de Ingeniería en Sistemas, Universidad Tecnológica Israel (UISRAEL), Quito, Ecuador. Repositorio Institucional: http://repositorio.uisrael.edu.ec/handle/47000/2202.</w:t>
+        </w:rPr>
+        <w:t>2. Alvear Macías, C. A. &amp; Guallichico Guamán, J. L. (2019). «Desarrollo de un sistema Customer Relationship Management (CRM) para la imprenta Copy&amp;Print». Tesis de Grado de Ingeniería en Sistemas, Universidad Tecnológica Israel (UISRAEL), Quito, Ecuador. Repositorio Institucional: http://repositorio.uisrael.edu.ec/handle/47000/2202.</w:t>
         <w:br/>
-        <w:t>• Resultados Cuantitativos: Implementaron una solución web bajo arquitectura MVC para imprenta. Lograron el 100% de trazabilidad de órdenes en el pipeline de preprensa, impresión y acabado, reduciendo en 65% el tiempo de respuesta al cliente y eliminando en 100% el extravío de órdenes físicas.</w:t>
-        <w:br/>
-        <w:t>• Aporte: Sustenta el pipeline de estados de órdenes de trabajo y la trazabilidad de contratos de servicio con control de cobros. • Relación con el proyecto: OE3 — Indicador VD3 Eficacia de Cobranza.</w:t>
+        <w:t>Los investigadores desarrollaron una solución web integral bajo arquitectura MVC orientada al seguimiento del flujo de pedidos de imprenta. En sus resultados cuantitativos, alcanzaron el 100% de trazabilidad de los trabajos a través de las fases de preprensa, impresión y acabado, reduciendo en 65% el tiempo de respuesta al cliente y eliminando por completo (100%) el extravío de órdenes de trabajo físicas. El estudio sustenta la estructuración del pipeline secuencial de estados de producción y el control estricto de liquidación previa al despacho (respaldando directamente el tercer objetivo específico orientado a mitigar pérdidas económicas mediante la eliminación de entregas con saldos pendientes).</w:t>
       </w:r>
     </w:p>
     <w:p>
@@ -1732,26 +1563,10 @@
       <w:r>
         <w:rPr>
           <w:rFonts w:ascii="Arial" w:hAnsi="Arial"/>
-          <w:b/>
-          <w:color w:val="000000"/>
-          <w:sz w:val="19"/>
-          <w:lang w:val="es-PE"/>
-        </w:rPr>
-        <w:t xml:space="preserve">3. Chávez Gutiérrez, V. L. (2024). </w:t>
-      </w:r>
-      <w:r>
-        <w:rPr>
-          <w:rFonts w:ascii="Arial" w:hAnsi="Arial"/>
-          <w:color w:val="000000"/>
-          <w:sz w:val="19"/>
-          <w:lang w:val="es-PE"/>
-        </w:rPr>
-        <w:t>«Sistema web basado en Scrum para la gestión de pedidos en la imprenta "New Imprent Mark S.A.C." - Tarma». Tesis Profesional de Ingeniería de Sistemas, Universidad Nacional del Centro del Perú (UNCP), Huancayo, Perú. Repositorio Institucional: https://hdl.handle.net/20.500.12894/10495 (Registro ALICIA CONCYTEC: U_UNC_3e98b0f80b2a7593231f4a9b6048d0ab).</w:t>
+        </w:rPr>
+        <w:t>3. Chávez Gutiérrez, V. L. (2024). «Sistema web basado en Scrum para la gestión de pedidos en la imprenta "New Imprent Mark S.A.C." - Tarma». Tesis Profesional de Ingeniería de Sistemas, Universidad Nacional del Centro del Perú (UNCP), Huancayo, Perú. Repositorio Institucional: https://hdl.handle.net/20.500.12894/10495 (Registro ALICIA CONCYTEC: U_UNC_3e98b0f80b2a7593231f4a9b6048d0ab).</w:t>
         <w:br/>
-        <w:t>• Resultados Cuantitativos: Implementó un sistema web transaccional con Scrum en imprenta. Mediante diseño experimental pretest-postest, redujo el tiempo medio de atención por pedido de 30.14 min a 14.14 min (reducción del 53.09%) e incrementó la exactitud en la trazabilidad de pedidos del 58.0% al 96.0% (mejora de 38 puntos porcentuales).</w:t>
-        <w:br/>
-        <w:lastRenderedPageBreak/>
-        <w:t>• Aporte: Valida la aplicación de metodologías ágiles para optimizar tiempos de atención y exactitud en imprentas comerciales. • Relación con el proyecto: OE1 — Indicador VD1 Tiempo Operativo.</w:t>
+        <w:t>La investigación aplicó el marco Scrum para el desarrollo e implantación de un sistema web de gestión de pedidos en imprenta comercial. Bajo un diseño experimental pretest-postest, evidenció una disminución del tiempo medio de atención por pedido de 30.14 a 14.14 minutos (reducción relativa del 53.09%), a la vez que incrementó la exactitud en la trazabilidad de pedidos del 58.0% al 96.0% (ganancia de 38 puntos porcentuales). El trabajo valida la aplicabilidad de los métodos ágiles para optimizar tiempos de procesamiento en talleres de artes gráficas (proporcionando la base comparativa para el primer objetivo específico centrado en la reducción del tiempo de registro de órdenes).</w:t>
       </w:r>
     </w:p>
     <w:p>
@@ -1766,25 +1581,10 @@
       <w:r>
         <w:rPr>
           <w:rFonts w:ascii="Arial" w:hAnsi="Arial"/>
-          <w:b/>
-          <w:color w:val="000000"/>
-          <w:sz w:val="19"/>
-          <w:lang w:val="es-PE"/>
-        </w:rPr>
-        <w:t xml:space="preserve">4. Espinoza Reina, S. R. (2024). </w:t>
-      </w:r>
-      <w:r>
-        <w:rPr>
-          <w:rFonts w:ascii="Arial" w:hAnsi="Arial"/>
-          <w:color w:val="000000"/>
-          <w:sz w:val="19"/>
-          <w:lang w:val="es-PE"/>
-        </w:rPr>
-        <w:t>«Implementación de un sistema web para el proceso de cotizaciones en la imprenta Publiprint - Huancayo». Tesis Profesional de Ingeniería de Sistemas, Universidad Nacional del Centro del Perú (UNCP), Huancayo, Perú. Repositorio Institucional: https://hdl.handle.net/20.500.12894/10438 (Registro ALICIA CONCYTEC: U_UNC_9495b452e85a539bc272d34602f3a2ee).</w:t>
+        </w:rPr>
+        <w:t>4. Espinoza Reina, S. R. (2024). «Implementación de un sistema web para el proceso de cotizaciones en la imprenta Publiprint - Huancayo». Tesis Profesional de Ingeniería de Sistemas, Universidad Nacional del Centro del Perú (UNCP), Huancayo, Perú. Repositorio Institucional: https://hdl.handle.net/20.500.12894/10438 (Registro ALICIA CONCYTEC: U_UNC_9495b452e85a539bc272d34602f3a2ee).</w:t>
         <w:br/>
-        <w:t>• Resultados Cuantitativos: Aplicó XP con diseño pre-experimental sobre cotizaciones de imprenta. Redujo el tiempo promedio de cotización de 25.6 min a 5.2 min (mejora del 79.69%) y elevó la tasa de conversión de proformas a órdenes con anticipo del 42.0% al 88.0% (aumento de 46 puntos porcentuales).</w:t>
-        <w:br/>
-        <w:t>• Aporte: Fundamenta la digitalización del talonario de proformas ("talón de aire") y la agilización del cálculo de presupuestos con anticipo. • Relación con el proyecto: OE1 — Indicador VD1 Tiempo Operativo.</w:t>
+        <w:t>El autor evaluó la digitalización de cotizaciones de imprenta mediante metodología XP sobre un diseño pre-experimental. Los resultados cuantitativos demostraron una reducción del tiempo promedio de presupuestación de 25.6 a 5.2 minutos (mejora operativa del 79.69%) y elevaron la tasa de conversión de proformas comerciales a órdenes con anticipo del 42.0% al 88.0% (incremento neto de 46 puntos porcentuales). Su aporte reside en fundamentar la digitalización del talonario comercial físico y la parametrización de cotizaciones rápidas con anticipos (sirviendo como referencia metodológica para el primer objetivo específico del proyecto).</w:t>
       </w:r>
     </w:p>
     <w:p>
@@ -1817,25 +1617,10 @@
       <w:r>
         <w:rPr>
           <w:rFonts w:ascii="Arial" w:hAnsi="Arial"/>
-          <w:b/>
-          <w:color w:val="000000"/>
-          <w:sz w:val="19"/>
-          <w:lang w:val="es-PE"/>
-        </w:rPr>
-        <w:t xml:space="preserve">5. Rey Ascoy, J. H. (2023). </w:t>
-      </w:r>
-      <w:r>
-        <w:rPr>
-          <w:rFonts w:ascii="Arial" w:hAnsi="Arial"/>
-          <w:color w:val="000000"/>
-          <w:sz w:val="19"/>
-          <w:lang w:val="es-PE"/>
-        </w:rPr>
-        <w:t>«Aplicación web para mejorar el control de los servicios de imprenta en la empresa Corporativo Florián E.I.R.L. 2023». Tesis Profesional de Ingeniería de Sistemas, Universidad César Vallejo (UCV), Trujillo, Perú. Repositorio Institucional: https://hdl.handle.net/20.500.12692/137054 (Registro ALICIA CONCYTEC: U_UCV_3d4b68e9beee312d46e297ea94ddcba4).</w:t>
+        </w:rPr>
+        <w:t>5. Rey Ascoy, J. H. (2023). «Aplicación web para mejorar el control de los servicios de imprenta en la empresa Corporativo Florián E.I.R.L. 2023». Tesis Profesional de Ingeniería de Sistemas, Universidad César Vallejo (UCV), Trujillo, Perú. Repositorio Institucional: https://hdl.handle.net/20.500.12692/137054 (Registro ALICIA CONCYTEC: U_UCV_3d4b68e9beee312d46e297ea94ddcba4).</w:t>
         <w:br/>
-        <w:t>• Resultados Cuantitativos: Desarrolló una aplicación web para el control de órdenes en imprenta trujillana (N=50 registros). Redujo el tiempo promedio de registro y atención de 661.02 s (11.02 min) a 68.86 s (1.15 min), logrando una reducción operativa del 89.58% (disminución neta de 592.16 segundos).</w:t>
-        <w:br/>
-        <w:t>• Aporte: Antecedente directo en la ciudad de Trujillo con métricas exactas en segundos/minutos para tiempos de registro en mostrador. • Relación con el proyecto: OE1 — Indicador VD1 Tiempo Operativo.</w:t>
+        <w:t>Investigación desarrollada en el ámbito local de Trujillo sobre una muestra de 50 registros de atención en imprenta comercial. El estudio constató que el despliegue del sistema web redujo el tiempo promedio de registro y atención de 661.02 segundos (11.02 minutos) a 68.86 segundos (1.15 minutos), logrando una reducción operativa del 89.58% (disminución de 592.16 segundos por orden). Constituye una evidencia directa en la ciudad de Trujillo de alto rigor contextual (validando las metas de agilidad operativa formuladas en el primer objetivo específico para el registro de órdenes de trabajo).</w:t>
       </w:r>
     </w:p>
     <w:p>
@@ -1850,25 +1635,10 @@
       <w:r>
         <w:rPr>
           <w:rFonts w:ascii="Arial" w:hAnsi="Arial"/>
-          <w:b/>
-          <w:color w:val="000000"/>
-          <w:sz w:val="19"/>
-          <w:lang w:val="es-PE"/>
-        </w:rPr>
-        <w:t xml:space="preserve">6. Huayan Urbina, J. H. (2021). </w:t>
-      </w:r>
-      <w:r>
-        <w:rPr>
-          <w:rFonts w:ascii="Arial" w:hAnsi="Arial"/>
-          <w:color w:val="000000"/>
-          <w:sz w:val="19"/>
-          <w:lang w:val="es-PE"/>
-        </w:rPr>
-        <w:t>«Gestión de procesos en el área de producción para reducir los costos en la empresa Imprenta Editora Gráfica Real S.A.C., Trujillo, 2021». Tesis Profesional de Ingeniería Industrial, Universidad Privada del Norte (UPN), Trujillo, Perú. Repositorio Institucional: https://hdl.handle.net/11537/28860.</w:t>
+        </w:rPr>
+        <w:t>6. Huayan Urbina, J. H. (2021). «Gestión de procesos en el área de producción para reducir los costos en la empresa Imprenta Editora Gráfica Real S.A.C., Trujillo, 2021». Tesis Profesional de Ingeniería Industrial, Universidad Privada del Norte (UPN), Trujillo, Perú. Repositorio Institucional: https://hdl.handle.net/11537/28860.</w:t>
         <w:br/>
-        <w:t>• Resultados Cuantitativos: Evaluó la línea de producción y empaque de imprenta editorial en Trujillo. La estandarización de procesos y control de mermas redujo el costo de producción de S/ 178,416.70 a S/ 152,192.30 (ahorro de S/ 26,224.40 / 14.7% de reducción en costos operativos) y disminuyó el índice de mermas del 7.82% al 2.15%.</w:t>
-        <w:br/>
-        <w:t>• Aporte: Tesis de la propia UPN en Trujillo que valida cuantitativamente el impacto del control de mermas y costos operativos en imprentas. • Relación con el proyecto: OE2 — Indicador VD2 Control de Inventarios y Mermas.</w:t>
+        <w:t>Tesis de la propia Universidad Privada del Norte focalizada en la línea de producción y empaque de imprenta editorial en Trujillo. Demostró cuantitativamente que la estandarización operativa y el control riguroso de consumos redujeron los costos de producción de S/ 178,416.70 a S/ 152,192.30 (ahorro de S/ 26,224.40 equivalente al 14.7% de disminución en costos operativos) y disminuyeron el índice de mermas del 7.82% al 2.15%. Aporta un sustento empírico clave originado en la misma universidad y localidad (fundamentando directamente el segundo objetivo específico orientado a mitigar discrepancias y mermas en los insumos críticos).</w:t>
       </w:r>
     </w:p>
     <w:p>
@@ -2072,21 +1842,8 @@
       <w:r>
         <w:rPr>
           <w:rFonts w:ascii="Arial" w:hAnsi="Arial"/>
-          <w:b/>
-          <w:color w:val="005073"/>
-          <w:sz w:val="20"/>
-          <w:lang w:val="es-PE"/>
-        </w:rPr>
-        <w:t xml:space="preserve">Problema General: </w:t>
-      </w:r>
-      <w:r>
-        <w:rPr>
-          <w:rFonts w:ascii="Arial" w:hAnsi="Arial"/>
-          <w:color w:val="000000"/>
-          <w:sz w:val="20"/>
-          <w:lang w:val="es-PE"/>
-        </w:rPr>
-        <w:t>¿De qué manera la implementación de un sistema web transaccional con módulos de inteligencia de negocios e inteligencia artificial optimiza los procesos operativos y financieros en la empresa Impresos Trujillo E.I.R.L. durante el año 2026?</w:t>
+        </w:rPr>
+        <w:t>Problema General: ¿De qué manera la implementación de un sistema web transaccional con módulos de inteligencia de negocios e inteligencia artificial optimiza los procesos operativos en la empresa Impresos Trujillo E.I.R.L. durante el año 2026?</w:t>
       </w:r>
     </w:p>
     <w:p>
@@ -2250,6 +2007,174 @@
           <w:lang w:val="es-PE"/>
         </w:rPr>
         <w:t>¿De qué manera influye la implementación del módulo de IA en la precisión de la predicción de demanda de insumos críticos en Impresos Trujillo E.I.R.L.?</w:t>
+      </w:r>
+    </w:p>
+    <w:p>
+      <w:pPr>
+        <w:spacing w:before="280" w:after="80"/>
+      </w:pPr>
+      <w:r>
+        <w:rPr>
+          <w:rFonts w:ascii="Arial" w:hAnsi="Arial"/>
+          <w:b/>
+          <w:color w:val="005073"/>
+          <w:sz w:val="26"/>
+        </w:rPr>
+        <w:t>7. Formulación de Hipótesis</w:t>
+      </w:r>
+    </w:p>
+    <w:p>
+      <w:pPr>
+        <w:spacing w:before="160" w:after="60"/>
+      </w:pPr>
+      <w:r>
+        <w:rPr>
+          <w:rFonts w:ascii="Arial" w:hAnsi="Arial"/>
+          <w:b/>
+          <w:color w:val="005073"/>
+          <w:sz w:val="21"/>
+        </w:rPr>
+        <w:t>7.1 Hipótesis General</w:t>
+      </w:r>
+    </w:p>
+    <w:p>
+      <w:pPr>
+        <w:spacing w:after="120"/>
+        <w:jc w:val="both"/>
+      </w:pPr>
+      <w:r>
+        <w:rPr>
+          <w:rFonts w:ascii="Arial" w:hAnsi="Arial"/>
+          <w:b/>
+          <w:sz w:val="20"/>
+        </w:rPr>
+        <w:t xml:space="preserve">Hipótesis General: </w:t>
+      </w:r>
+      <w:r>
+        <w:rPr>
+          <w:rFonts w:ascii="Arial" w:hAnsi="Arial"/>
+          <w:sz w:val="20"/>
+        </w:rPr>
+        <w:t>La implementación de un sistema web transaccional con módulos de inteligencia de negocios e inteligencia artificial influye significativamente en la optimización de los procesos operativos en la empresa Impresos Trujillo E.I.R.L. durante el año 2026.</w:t>
+      </w:r>
+    </w:p>
+    <w:p>
+      <w:pPr>
+        <w:spacing w:before="160" w:after="60"/>
+      </w:pPr>
+      <w:r>
+        <w:rPr>
+          <w:rFonts w:ascii="Arial" w:hAnsi="Arial"/>
+          <w:b/>
+          <w:color w:val="005073"/>
+          <w:sz w:val="21"/>
+        </w:rPr>
+        <w:t>7.2 Formulación de Hipótesis Específicas</w:t>
+      </w:r>
+    </w:p>
+    <w:p>
+      <w:pPr>
+        <w:spacing w:before="40" w:after="60"/>
+        <w:jc w:val="both"/>
+      </w:pPr>
+      <w:r>
+        <w:rPr>
+          <w:rFonts w:ascii="Arial" w:hAnsi="Arial"/>
+          <w:b/>
+          <w:sz w:val="19"/>
+        </w:rPr>
+        <w:t xml:space="preserve">• HE1: </w:t>
+      </w:r>
+      <w:r>
+        <w:rPr>
+          <w:rFonts w:ascii="Arial" w:hAnsi="Arial"/>
+          <w:sz w:val="19"/>
+        </w:rPr>
+        <w:t>La implementación del sistema reduce el tiempo promedio de registro de órdenes de trabajo de 18 a 5 minutos.</w:t>
+      </w:r>
+    </w:p>
+    <w:p>
+      <w:pPr>
+        <w:spacing w:before="40" w:after="60"/>
+        <w:jc w:val="both"/>
+      </w:pPr>
+      <w:r>
+        <w:rPr>
+          <w:rFonts w:ascii="Arial" w:hAnsi="Arial"/>
+          <w:b/>
+          <w:sz w:val="19"/>
+        </w:rPr>
+        <w:t xml:space="preserve">• HE2: </w:t>
+      </w:r>
+      <w:r>
+        <w:rPr>
+          <w:rFonts w:ascii="Arial" w:hAnsi="Arial"/>
+          <w:sz w:val="19"/>
+        </w:rPr>
+        <w:t>La implementación del sistema disminuye en un 40% las discrepancias de inventario de insumos mediante reserva automática de stock.</w:t>
+      </w:r>
+    </w:p>
+    <w:p>
+      <w:pPr>
+        <w:spacing w:before="40" w:after="60"/>
+        <w:jc w:val="both"/>
+      </w:pPr>
+      <w:r>
+        <w:rPr>
+          <w:rFonts w:ascii="Arial" w:hAnsi="Arial"/>
+          <w:b/>
+          <w:sz w:val="19"/>
+        </w:rPr>
+        <w:t xml:space="preserve">• HE3: </w:t>
+      </w:r>
+      <w:r>
+        <w:rPr>
+          <w:rFonts w:ascii="Arial" w:hAnsi="Arial"/>
+          <w:sz w:val="19"/>
+        </w:rPr>
+        <w:t>La implementación del sistema elimina al 100% las pérdidas financieras por pedidos entregados con saldo pendiente mediante validación automática de cobro completo.</w:t>
+      </w:r>
+    </w:p>
+    <w:p>
+      <w:pPr>
+        <w:spacing w:before="40" w:after="60"/>
+        <w:jc w:val="both"/>
+      </w:pPr>
+      <w:r>
+        <w:rPr>
+          <w:rFonts w:ascii="Arial" w:hAnsi="Arial"/>
+          <w:b/>
+          <w:sz w:val="19"/>
+        </w:rPr>
+        <w:t xml:space="preserve">• HE4: </w:t>
+      </w:r>
+      <w:r>
+        <w:rPr>
+          <w:rFonts w:ascii="Arial" w:hAnsi="Arial"/>
+          <w:sz w:val="19"/>
+        </w:rPr>
+        <w:t>La implementación del sistema incrementa al 90% la exactitud de los arqueos diarios de caja.</w:t>
+      </w:r>
+    </w:p>
+    <w:p>
+      <w:pPr>
+        <w:spacing w:before="40" w:after="60"/>
+        <w:jc w:val="both"/>
+      </w:pPr>
+      <w:r>
+        <w:rPr>
+          <w:rFonts w:ascii="Arial" w:hAnsi="Arial"/>
+          <w:b/>
+          <w:sz w:val="19"/>
+        </w:rPr>
+        <w:t xml:space="preserve">• HE5: </w:t>
+      </w:r>
+      <w:r>
+        <w:rPr>
+          <w:rFonts w:ascii="Arial" w:hAnsi="Arial"/>
+          <w:sz w:val="19"/>
+        </w:rPr>
+        <w:t>La implementación del módulo de inteligencia artificial alcanza una precisión mínima del 70% en la predicción de demanda de insumos críticos.</w:t>
       </w:r>
     </w:p>
     <w:sectPr>
